--- a/docs/seminar/video-script.docx
+++ b/docs/seminar/video-script.docx
@@ -294,7 +294,7 @@
           <w:sz w:val="21"/>
           <w:szCs w:val="21"/>
         </w:rPr>
-        <w:t xml:space="preserve">「こんにちは、〇〇です。私は普段、中小企業の現場業務に生成AIを入れる仕事をしています。この動画は、経営者の方向けに、スマホ1台だけで、途中で止めながら一緒に手を動かしてもらう構成にしてあります。パソコンも、AIの知識も要りません。一番難しい操作は、文章のコピーと貼り付けです。」</w:t>
+        <w:t xml:space="preserve">「こんにちは、〇〇です。私は普段、中小企業の現場業務に生成AIを入れる仕事をしています。先にお断りしておくと、私は社労士ではありません——後半のお金の話は、その立場での「ご案内」です。この動画は、経営者の方向けに、スマホ1台だけで、途中で止めながら一緒に手を動かしてもらう構成にしてあります。パソコンも、AIの知識も要りません。一番難しい操作は、文章のコピーと貼り付けです。」</w:t>
       </w:r>
     </w:p>
     <w:p>
@@ -703,7 +703,7 @@
           <w:sz w:val="21"/>
           <w:szCs w:val="21"/>
         </w:rPr>
-        <w:t xml:space="preserve">「種明かしをすると、AIは調べる道具ではなく、壁打ち相手です。経営の悩みは、社員には話せない。家族には伝わらない。同業には話しにくい。そこに、深夜2時でも付き合ってくれて、口が堅くて、タダの相談相手が現れた。これが経営者にとっての生成AIの正体です。」</w:t>
+        <w:t xml:space="preserve">「種明かしをすると、AIは調べる道具ではなく、壁打ち相手です。経営の悩みは、社員には話せない。家族には伝わらない。同業には話しにくい。そこに、深夜2時でも付き合ってくれて、嫌な顔ひとつせず、タダの相談相手が現れた。これが経営者にとっての生成AIの正体です。ただし話す内容は選ぶ——だから冒頭の、社名を入れないルールなんです。」</w:t>
       </w:r>
     </w:p>
     <w:tbl>
@@ -1112,7 +1112,7 @@
           <w:sz w:val="21"/>
           <w:szCs w:val="21"/>
         </w:rPr>
-        <w:t xml:space="preserve">「1本目。こういう手書きのFAX注文書、毎日届いていませんか。スマホで撮って、送って、一言。品名・規格・数量・納期の表にしてください、自信がない箇所にはハテナを付けてください。……表になりました。注目してほしいのはここです。二重線で訂正した納期は、訂正後の日付を採用している。つぶれて読めない字は、勝手に想像せずハテナを付けて聞き返してくる。確認してくれる新人と同じです。毎朝の転記作業、これでゼロになります。」</w:t>
+        <w:t xml:space="preserve">「1本目。先に種明かしをすると、これはデモ用に作った架空の注文書です。でも、こういう手書きのFAX、毎日届いていませんか。スマホで撮って、送って、一言。品名・規格・数量・納期の表にしてください、自信がない箇所にはハテナを付けてください。……表になりました。注目してほしいのはここです。二重線で訂正した納期は、訂正後の日付を採用している。つぶれて読めない字は、勝手に想像せずハテナを付けて聞き返してくる。確認してくれる新人と同じです。毎朝の転記作業、ゼロにできます。あなたの会社で何分浮くかは、ぜひ測ってみてください。」</w:t>
       </w:r>
     </w:p>
     <w:p>
@@ -1555,7 +1555,7 @@
           <w:sz w:val="21"/>
           <w:szCs w:val="21"/>
         </w:rPr>
-        <w:t xml:space="preserve">「金額で見ると、社員10名、総額200万円の研修が、経費助成で実質50万円。賃金助成も引くと約38万円です。200万円の投資判断は重くても、38万円なら今日決められるのではないでしょうか。」</w:t>
+        <w:t xml:space="preserve">「金額で見ると、社員10名、総額200万円の研修が、経費助成で実質50万円。賃金助成も引くと約38万円です。200万円は重くても、38万円なら、検討を今日始められる数字ではないでしょうか。社員3名なら総額60万円、実質約11万円です。」</w:t>
       </w:r>
     </w:p>
     <w:p>
